--- a/practicas/practica 2/Practica 2. Docker - Hoja de Evidencias David Franz Soliz Ortega.docx
+++ b/practicas/practica 2/Practica 2. Docker - Hoja de Evidencias David Franz Soliz Ortega.docx
@@ -8,7 +8,6 @@
         <w:spacing w:after="120"/>
         <w:jc w:val="center"/>
       </w:pPr>
-      <w:proofErr w:type="gramStart"/>
       <w:r>
         <w:rPr>
           <w:b/>
@@ -17,18 +16,7 @@
           <w:sz w:val="34"/>
           <w:szCs w:val="34"/>
         </w:rPr>
-        <w:t>PRÁCTICA N.º</w:t>
-      </w:r>
-      <w:proofErr w:type="gramEnd"/>
-      <w:r>
-        <w:rPr>
-          <w:b/>
-          <w:bCs/>
-          <w:color w:val="1F4E79"/>
-          <w:sz w:val="34"/>
-          <w:szCs w:val="34"/>
-        </w:rPr>
-        <w:t xml:space="preserve"> 2 — HOJA DE EVIDENCIAS</w:t>
+        <w:t>PRÁCTICA N.º 2 — HOJA DE EVIDENCIAS</w:t>
       </w:r>
     </w:p>
     <w:p>
@@ -44,20 +32,8 @@
           <w:sz w:val="26"/>
           <w:szCs w:val="26"/>
         </w:rPr>
-        <w:t xml:space="preserve">Docker: Imágenes, Contenedores, Volúmenes, Redes y Docker </w:t>
-      </w:r>
-      <w:proofErr w:type="spellStart"/>
-      <w:r>
-        <w:rPr>
-          <w:b/>
-          <w:bCs/>
-          <w:color w:val="2E74B5"/>
-          <w:sz w:val="26"/>
-          <w:szCs w:val="26"/>
-        </w:rPr>
-        <w:t>Compose</w:t>
-      </w:r>
-      <w:proofErr w:type="spellEnd"/>
+        <w:t>Docker: Imágenes, Contenedores, Volúmenes, Redes y Docker Compose</w:t>
+      </w:r>
     </w:p>
     <w:p>
       <w:pPr>
@@ -518,23 +494,7 @@
                 <w:sz w:val="21"/>
                 <w:szCs w:val="21"/>
               </w:rPr>
-              <w:t xml:space="preserve">de su propia máquina: debe verse el nombre de usuario o el </w:t>
-            </w:r>
-            <w:proofErr w:type="spellStart"/>
-            <w:r>
-              <w:rPr>
-                <w:sz w:val="21"/>
-                <w:szCs w:val="21"/>
-              </w:rPr>
-              <w:t>hostname</w:t>
-            </w:r>
-            <w:proofErr w:type="spellEnd"/>
-            <w:r>
-              <w:rPr>
-                <w:sz w:val="21"/>
-                <w:szCs w:val="21"/>
-              </w:rPr>
-              <w:t xml:space="preserve"> en la terminal. Recorte solo lo necesario, pero que el comando y su salida se lean con claridad.</w:t>
+              <w:t>de su propia máquina: debe verse el nombre de usuario o el hostname en la terminal. Recorte solo lo necesario, pero que el comando y su salida se lean con claridad.</w:t>
             </w:r>
           </w:p>
           <w:p>
@@ -931,17 +891,196 @@
                 <w:sz w:val="20"/>
                 <w:szCs w:val="20"/>
               </w:rPr>
-              <w:t xml:space="preserve">Laboratorio 2 — Construcción de imágenes con </w:t>
-            </w:r>
-            <w:proofErr w:type="spellStart"/>
+              <w:t>Laboratorio 2 — Construcción de imágenes con Dockerfile</w:t>
+            </w:r>
+          </w:p>
+        </w:tc>
+        <w:tc>
+          <w:tcPr>
+            <w:tcW w:w="1900" w:type="dxa"/>
+            <w:shd w:val="clear" w:color="auto" w:fill="FFFFFF"/>
+            <w:tcMar>
+              <w:top w:w="70" w:type="dxa"/>
+              <w:left w:w="110" w:type="dxa"/>
+              <w:bottom w:w="70" w:type="dxa"/>
+              <w:right w:w="110" w:type="dxa"/>
+            </w:tcMar>
+          </w:tcPr>
+          <w:p>
+            <w:pPr>
+              <w:spacing w:before="40" w:after="40"/>
+            </w:pPr>
             <w:r>
               <w:rPr>
                 <w:sz w:val="20"/>
                 <w:szCs w:val="20"/>
               </w:rPr>
-              <w:t>Dockerfile</w:t>
-            </w:r>
-            <w:proofErr w:type="spellEnd"/>
+              <w:t>7, 8, 9, 10</w:t>
+            </w:r>
+          </w:p>
+        </w:tc>
+        <w:tc>
+          <w:tcPr>
+            <w:tcW w:w="1500" w:type="dxa"/>
+            <w:shd w:val="clear" w:color="auto" w:fill="FFFFFF"/>
+            <w:tcMar>
+              <w:top w:w="70" w:type="dxa"/>
+              <w:left w:w="110" w:type="dxa"/>
+              <w:bottom w:w="70" w:type="dxa"/>
+              <w:right w:w="110" w:type="dxa"/>
+            </w:tcMar>
+          </w:tcPr>
+          <w:p>
+            <w:pPr>
+              <w:spacing w:before="40" w:after="40"/>
+            </w:pPr>
+            <w:r>
+              <w:rPr>
+                <w:sz w:val="20"/>
+                <w:szCs w:val="20"/>
+              </w:rPr>
+              <w:t>4</w:t>
+            </w:r>
+          </w:p>
+        </w:tc>
+        <w:tc>
+          <w:tcPr>
+            <w:tcW w:w="1320" w:type="dxa"/>
+            <w:shd w:val="clear" w:color="auto" w:fill="FFFFFF"/>
+            <w:tcMar>
+              <w:top w:w="70" w:type="dxa"/>
+              <w:left w:w="110" w:type="dxa"/>
+              <w:bottom w:w="70" w:type="dxa"/>
+              <w:right w:w="110" w:type="dxa"/>
+            </w:tcMar>
+          </w:tcPr>
+          <w:p>
+            <w:pPr>
+              <w:spacing w:before="40" w:after="40"/>
+            </w:pPr>
+            <w:r>
+              <w:t>X</w:t>
+            </w:r>
+          </w:p>
+        </w:tc>
+      </w:tr>
+      <w:tr>
+        <w:tc>
+          <w:tcPr>
+            <w:tcW w:w="4300" w:type="dxa"/>
+            <w:shd w:val="clear" w:color="auto" w:fill="F4F7FC"/>
+            <w:tcMar>
+              <w:top w:w="70" w:type="dxa"/>
+              <w:left w:w="110" w:type="dxa"/>
+              <w:bottom w:w="70" w:type="dxa"/>
+              <w:right w:w="110" w:type="dxa"/>
+            </w:tcMar>
+          </w:tcPr>
+          <w:p>
+            <w:pPr>
+              <w:spacing w:before="40" w:after="40"/>
+            </w:pPr>
+            <w:r>
+              <w:rPr>
+                <w:sz w:val="20"/>
+                <w:szCs w:val="20"/>
+              </w:rPr>
+              <w:t>Laboratorio 3 — Volúmenes y persistencia de datos</w:t>
+            </w:r>
+          </w:p>
+        </w:tc>
+        <w:tc>
+          <w:tcPr>
+            <w:tcW w:w="1900" w:type="dxa"/>
+            <w:shd w:val="clear" w:color="auto" w:fill="F4F7FC"/>
+            <w:tcMar>
+              <w:top w:w="70" w:type="dxa"/>
+              <w:left w:w="110" w:type="dxa"/>
+              <w:bottom w:w="70" w:type="dxa"/>
+              <w:right w:w="110" w:type="dxa"/>
+            </w:tcMar>
+          </w:tcPr>
+          <w:p>
+            <w:pPr>
+              <w:spacing w:before="40" w:after="40"/>
+            </w:pPr>
+            <w:r>
+              <w:rPr>
+                <w:sz w:val="20"/>
+                <w:szCs w:val="20"/>
+              </w:rPr>
+              <w:t>11, 12, 13, 14</w:t>
+            </w:r>
+          </w:p>
+        </w:tc>
+        <w:tc>
+          <w:tcPr>
+            <w:tcW w:w="1500" w:type="dxa"/>
+            <w:shd w:val="clear" w:color="auto" w:fill="F4F7FC"/>
+            <w:tcMar>
+              <w:top w:w="70" w:type="dxa"/>
+              <w:left w:w="110" w:type="dxa"/>
+              <w:bottom w:w="70" w:type="dxa"/>
+              <w:right w:w="110" w:type="dxa"/>
+            </w:tcMar>
+          </w:tcPr>
+          <w:p>
+            <w:pPr>
+              <w:spacing w:before="40" w:after="40"/>
+            </w:pPr>
+            <w:r>
+              <w:rPr>
+                <w:sz w:val="20"/>
+                <w:szCs w:val="20"/>
+              </w:rPr>
+              <w:t>5</w:t>
+            </w:r>
+          </w:p>
+        </w:tc>
+        <w:tc>
+          <w:tcPr>
+            <w:tcW w:w="1320" w:type="dxa"/>
+            <w:shd w:val="clear" w:color="auto" w:fill="F4F7FC"/>
+            <w:tcMar>
+              <w:top w:w="70" w:type="dxa"/>
+              <w:left w:w="110" w:type="dxa"/>
+              <w:bottom w:w="70" w:type="dxa"/>
+              <w:right w:w="110" w:type="dxa"/>
+            </w:tcMar>
+          </w:tcPr>
+          <w:p>
+            <w:pPr>
+              <w:spacing w:before="40" w:after="40"/>
+            </w:pPr>
+            <w:r>
+              <w:t>X</w:t>
+            </w:r>
+          </w:p>
+        </w:tc>
+      </w:tr>
+      <w:tr>
+        <w:tc>
+          <w:tcPr>
+            <w:tcW w:w="4300" w:type="dxa"/>
+            <w:shd w:val="clear" w:color="auto" w:fill="FFFFFF"/>
+            <w:tcMar>
+              <w:top w:w="70" w:type="dxa"/>
+              <w:left w:w="110" w:type="dxa"/>
+              <w:bottom w:w="70" w:type="dxa"/>
+              <w:right w:w="110" w:type="dxa"/>
+            </w:tcMar>
+          </w:tcPr>
+          <w:p>
+            <w:pPr>
+              <w:spacing w:before="40" w:after="40"/>
+            </w:pPr>
+            <w:r>
+              <w:rPr>
+                <w:sz w:val="20"/>
+                <w:szCs w:val="20"/>
+              </w:rPr>
+              <w:t>Laboratorio 4 — Redes en Docker</w:t>
+            </w:r>
           </w:p>
         </w:tc>
         <w:tc>
@@ -964,7 +1103,7 @@
                 <w:sz w:val="20"/>
                 <w:szCs w:val="20"/>
               </w:rPr>
-              <w:t>7, 8, 9, 10</w:t>
+              <w:t>15</w:t>
             </w:r>
           </w:p>
         </w:tc>
@@ -988,7 +1127,7 @@
                 <w:sz w:val="20"/>
                 <w:szCs w:val="20"/>
               </w:rPr>
-              <w:t>4</w:t>
+              <w:t>6</w:t>
             </w:r>
           </w:p>
         </w:tc>
@@ -1008,7 +1147,7 @@
               <w:spacing w:before="40" w:after="40"/>
             </w:pPr>
             <w:r>
-              <w:t>X</w:t>
+              <w:t>x</w:t>
             </w:r>
           </w:p>
         </w:tc>
@@ -1034,211 +1173,7 @@
                 <w:sz w:val="20"/>
                 <w:szCs w:val="20"/>
               </w:rPr>
-              <w:t>Laboratorio 3 — Volúmenes y persistencia de datos</w:t>
-            </w:r>
-          </w:p>
-        </w:tc>
-        <w:tc>
-          <w:tcPr>
-            <w:tcW w:w="1900" w:type="dxa"/>
-            <w:shd w:val="clear" w:color="auto" w:fill="F4F7FC"/>
-            <w:tcMar>
-              <w:top w:w="70" w:type="dxa"/>
-              <w:left w:w="110" w:type="dxa"/>
-              <w:bottom w:w="70" w:type="dxa"/>
-              <w:right w:w="110" w:type="dxa"/>
-            </w:tcMar>
-          </w:tcPr>
-          <w:p>
-            <w:pPr>
-              <w:spacing w:before="40" w:after="40"/>
-            </w:pPr>
-            <w:r>
-              <w:rPr>
-                <w:sz w:val="20"/>
-                <w:szCs w:val="20"/>
-              </w:rPr>
-              <w:t>11, 12, 13, 14</w:t>
-            </w:r>
-          </w:p>
-        </w:tc>
-        <w:tc>
-          <w:tcPr>
-            <w:tcW w:w="1500" w:type="dxa"/>
-            <w:shd w:val="clear" w:color="auto" w:fill="F4F7FC"/>
-            <w:tcMar>
-              <w:top w:w="70" w:type="dxa"/>
-              <w:left w:w="110" w:type="dxa"/>
-              <w:bottom w:w="70" w:type="dxa"/>
-              <w:right w:w="110" w:type="dxa"/>
-            </w:tcMar>
-          </w:tcPr>
-          <w:p>
-            <w:pPr>
-              <w:spacing w:before="40" w:after="40"/>
-            </w:pPr>
-            <w:r>
-              <w:rPr>
-                <w:sz w:val="20"/>
-                <w:szCs w:val="20"/>
-              </w:rPr>
-              <w:t>5</w:t>
-            </w:r>
-          </w:p>
-        </w:tc>
-        <w:tc>
-          <w:tcPr>
-            <w:tcW w:w="1320" w:type="dxa"/>
-            <w:shd w:val="clear" w:color="auto" w:fill="F4F7FC"/>
-            <w:tcMar>
-              <w:top w:w="70" w:type="dxa"/>
-              <w:left w:w="110" w:type="dxa"/>
-              <w:bottom w:w="70" w:type="dxa"/>
-              <w:right w:w="110" w:type="dxa"/>
-            </w:tcMar>
-          </w:tcPr>
-          <w:p>
-            <w:pPr>
-              <w:spacing w:before="40" w:after="40"/>
-            </w:pPr>
-            <w:r>
-              <w:t>X</w:t>
-            </w:r>
-          </w:p>
-        </w:tc>
-      </w:tr>
-      <w:tr>
-        <w:tc>
-          <w:tcPr>
-            <w:tcW w:w="4300" w:type="dxa"/>
-            <w:shd w:val="clear" w:color="auto" w:fill="FFFFFF"/>
-            <w:tcMar>
-              <w:top w:w="70" w:type="dxa"/>
-              <w:left w:w="110" w:type="dxa"/>
-              <w:bottom w:w="70" w:type="dxa"/>
-              <w:right w:w="110" w:type="dxa"/>
-            </w:tcMar>
-          </w:tcPr>
-          <w:p>
-            <w:pPr>
-              <w:spacing w:before="40" w:after="40"/>
-            </w:pPr>
-            <w:r>
-              <w:rPr>
-                <w:sz w:val="20"/>
-                <w:szCs w:val="20"/>
-              </w:rPr>
-              <w:t>Laboratorio 4 — Redes en Docker</w:t>
-            </w:r>
-          </w:p>
-        </w:tc>
-        <w:tc>
-          <w:tcPr>
-            <w:tcW w:w="1900" w:type="dxa"/>
-            <w:shd w:val="clear" w:color="auto" w:fill="FFFFFF"/>
-            <w:tcMar>
-              <w:top w:w="70" w:type="dxa"/>
-              <w:left w:w="110" w:type="dxa"/>
-              <w:bottom w:w="70" w:type="dxa"/>
-              <w:right w:w="110" w:type="dxa"/>
-            </w:tcMar>
-          </w:tcPr>
-          <w:p>
-            <w:pPr>
-              <w:spacing w:before="40" w:after="40"/>
-            </w:pPr>
-            <w:r>
-              <w:rPr>
-                <w:sz w:val="20"/>
-                <w:szCs w:val="20"/>
-              </w:rPr>
-              <w:t>15</w:t>
-            </w:r>
-          </w:p>
-        </w:tc>
-        <w:tc>
-          <w:tcPr>
-            <w:tcW w:w="1500" w:type="dxa"/>
-            <w:shd w:val="clear" w:color="auto" w:fill="FFFFFF"/>
-            <w:tcMar>
-              <w:top w:w="70" w:type="dxa"/>
-              <w:left w:w="110" w:type="dxa"/>
-              <w:bottom w:w="70" w:type="dxa"/>
-              <w:right w:w="110" w:type="dxa"/>
-            </w:tcMar>
-          </w:tcPr>
-          <w:p>
-            <w:pPr>
-              <w:spacing w:before="40" w:after="40"/>
-            </w:pPr>
-            <w:r>
-              <w:rPr>
-                <w:sz w:val="20"/>
-                <w:szCs w:val="20"/>
-              </w:rPr>
-              <w:t>6</w:t>
-            </w:r>
-          </w:p>
-        </w:tc>
-        <w:tc>
-          <w:tcPr>
-            <w:tcW w:w="1320" w:type="dxa"/>
-            <w:shd w:val="clear" w:color="auto" w:fill="FFFFFF"/>
-            <w:tcMar>
-              <w:top w:w="70" w:type="dxa"/>
-              <w:left w:w="110" w:type="dxa"/>
-              <w:bottom w:w="70" w:type="dxa"/>
-              <w:right w:w="110" w:type="dxa"/>
-            </w:tcMar>
-          </w:tcPr>
-          <w:p>
-            <w:pPr>
-              <w:spacing w:before="40" w:after="40"/>
-            </w:pPr>
-            <w:r>
-              <w:t>x</w:t>
-            </w:r>
-          </w:p>
-        </w:tc>
-      </w:tr>
-      <w:tr>
-        <w:tc>
-          <w:tcPr>
-            <w:tcW w:w="4300" w:type="dxa"/>
-            <w:shd w:val="clear" w:color="auto" w:fill="F4F7FC"/>
-            <w:tcMar>
-              <w:top w:w="70" w:type="dxa"/>
-              <w:left w:w="110" w:type="dxa"/>
-              <w:bottom w:w="70" w:type="dxa"/>
-              <w:right w:w="110" w:type="dxa"/>
-            </w:tcMar>
-          </w:tcPr>
-          <w:p>
-            <w:pPr>
-              <w:spacing w:before="40" w:after="40"/>
-            </w:pPr>
-            <w:r>
-              <w:rPr>
-                <w:sz w:val="20"/>
-                <w:szCs w:val="20"/>
-              </w:rPr>
-              <w:t xml:space="preserve">Laboratorio 5 — Docker </w:t>
-            </w:r>
-            <w:proofErr w:type="spellStart"/>
-            <w:r>
-              <w:rPr>
-                <w:sz w:val="20"/>
-                <w:szCs w:val="20"/>
-              </w:rPr>
-              <w:t>Compose</w:t>
-            </w:r>
-            <w:proofErr w:type="spellEnd"/>
-            <w:r>
-              <w:rPr>
-                <w:sz w:val="20"/>
-                <w:szCs w:val="20"/>
-              </w:rPr>
-              <w:t>: API Node.js + MongoDB</w:t>
+              <w:t>Laboratorio 5 — Docker Compose: API Node.js + MongoDB</w:t>
             </w:r>
           </w:p>
         </w:tc>
@@ -1552,133 +1487,15 @@
           <w:sz w:val="21"/>
           <w:szCs w:val="21"/>
         </w:rPr>
-        <w:t xml:space="preserve">salida de </w:t>
-      </w:r>
-      <w:proofErr w:type="spellStart"/>
+        <w:t xml:space="preserve">salida de docker --version, docker </w:t>
+      </w:r>
       <w:r>
         <w:rPr>
           <w:color w:val="1E7145"/>
           <w:sz w:val="21"/>
           <w:szCs w:val="21"/>
         </w:rPr>
-        <w:t>docker</w:t>
-      </w:r>
-      <w:proofErr w:type="spellEnd"/>
-      <w:r>
-        <w:rPr>
-          <w:color w:val="1E7145"/>
-          <w:sz w:val="21"/>
-          <w:szCs w:val="21"/>
-        </w:rPr>
-        <w:t xml:space="preserve"> --</w:t>
-      </w:r>
-      <w:proofErr w:type="spellStart"/>
-      <w:r>
-        <w:rPr>
-          <w:color w:val="1E7145"/>
-          <w:sz w:val="21"/>
-          <w:szCs w:val="21"/>
-        </w:rPr>
-        <w:t>version</w:t>
-      </w:r>
-      <w:proofErr w:type="spellEnd"/>
-      <w:r>
-        <w:rPr>
-          <w:color w:val="1E7145"/>
-          <w:sz w:val="21"/>
-          <w:szCs w:val="21"/>
-        </w:rPr>
-        <w:t xml:space="preserve">, </w:t>
-      </w:r>
-      <w:proofErr w:type="spellStart"/>
-      <w:r>
-        <w:rPr>
-          <w:color w:val="1E7145"/>
-          <w:sz w:val="21"/>
-          <w:szCs w:val="21"/>
-        </w:rPr>
-        <w:t>docker</w:t>
-      </w:r>
-      <w:proofErr w:type="spellEnd"/>
-      <w:r>
-        <w:rPr>
-          <w:color w:val="1E7145"/>
-          <w:sz w:val="21"/>
-          <w:szCs w:val="21"/>
-        </w:rPr>
-        <w:t xml:space="preserve"> </w:t>
-      </w:r>
-      <w:proofErr w:type="spellStart"/>
-      <w:r>
-        <w:rPr>
-          <w:color w:val="1E7145"/>
-          <w:sz w:val="21"/>
-          <w:szCs w:val="21"/>
-        </w:rPr>
-        <w:t>compose</w:t>
-      </w:r>
-      <w:proofErr w:type="spellEnd"/>
-      <w:r>
-        <w:rPr>
-          <w:color w:val="1E7145"/>
-          <w:sz w:val="21"/>
-          <w:szCs w:val="21"/>
-        </w:rPr>
-        <w:t xml:space="preserve"> </w:t>
-      </w:r>
-      <w:proofErr w:type="spellStart"/>
-      <w:r>
-        <w:rPr>
-          <w:color w:val="1E7145"/>
-          <w:sz w:val="21"/>
-          <w:szCs w:val="21"/>
-        </w:rPr>
-        <w:t>version</w:t>
-      </w:r>
-      <w:proofErr w:type="spellEnd"/>
-      <w:r>
-        <w:rPr>
-          <w:color w:val="1E7145"/>
-          <w:sz w:val="21"/>
-          <w:szCs w:val="21"/>
-        </w:rPr>
-        <w:t xml:space="preserve"> y </w:t>
-      </w:r>
-      <w:proofErr w:type="spellStart"/>
-      <w:r>
-        <w:rPr>
-          <w:color w:val="1E7145"/>
-          <w:sz w:val="21"/>
-          <w:szCs w:val="21"/>
-        </w:rPr>
-        <w:t>docker</w:t>
-      </w:r>
-      <w:proofErr w:type="spellEnd"/>
-      <w:r>
-        <w:rPr>
-          <w:color w:val="1E7145"/>
-          <w:sz w:val="21"/>
-          <w:szCs w:val="21"/>
-        </w:rPr>
-        <w:t xml:space="preserve"> run </w:t>
-      </w:r>
-      <w:proofErr w:type="spellStart"/>
-      <w:r>
-        <w:rPr>
-          <w:color w:val="1E7145"/>
-          <w:sz w:val="21"/>
-          <w:szCs w:val="21"/>
-        </w:rPr>
-        <w:t>hello-world</w:t>
-      </w:r>
-      <w:proofErr w:type="spellEnd"/>
-      <w:r>
-        <w:rPr>
-          <w:color w:val="1E7145"/>
-          <w:sz w:val="21"/>
-          <w:szCs w:val="21"/>
-        </w:rPr>
-        <w:t>.</w:t>
+        <w:t>compose version y docker run hello-world.</w:t>
       </w:r>
     </w:p>
     <w:tbl>
@@ -1797,95 +1614,7 @@
           <w:sz w:val="21"/>
           <w:szCs w:val="21"/>
         </w:rPr>
-        <w:t>¿Qué diferencia hay entre el cliente de Docker (</w:t>
-      </w:r>
-      <w:proofErr w:type="spellStart"/>
-      <w:r>
-        <w:rPr>
-          <w:b/>
-          <w:bCs/>
-          <w:color w:val="B45F06"/>
-          <w:sz w:val="21"/>
-          <w:szCs w:val="21"/>
-        </w:rPr>
-        <w:t>docker</w:t>
-      </w:r>
-      <w:proofErr w:type="spellEnd"/>
-      <w:r>
-        <w:rPr>
-          <w:b/>
-          <w:bCs/>
-          <w:color w:val="B45F06"/>
-          <w:sz w:val="21"/>
-          <w:szCs w:val="21"/>
-        </w:rPr>
-        <w:t>) y el demonio (</w:t>
-      </w:r>
-      <w:proofErr w:type="spellStart"/>
-      <w:r>
-        <w:rPr>
-          <w:b/>
-          <w:bCs/>
-          <w:color w:val="B45F06"/>
-          <w:sz w:val="21"/>
-          <w:szCs w:val="21"/>
-        </w:rPr>
-        <w:t>dockerd</w:t>
-      </w:r>
-      <w:proofErr w:type="spellEnd"/>
-      <w:r>
-        <w:rPr>
-          <w:b/>
-          <w:bCs/>
-          <w:color w:val="B45F06"/>
-          <w:sz w:val="21"/>
-          <w:szCs w:val="21"/>
-        </w:rPr>
-        <w:t xml:space="preserve">)? ¿Por qué </w:t>
-      </w:r>
-      <w:proofErr w:type="spellStart"/>
-      <w:r>
-        <w:rPr>
-          <w:b/>
-          <w:bCs/>
-          <w:color w:val="B45F06"/>
-          <w:sz w:val="21"/>
-          <w:szCs w:val="21"/>
-        </w:rPr>
-        <w:t>docker</w:t>
-      </w:r>
-      <w:proofErr w:type="spellEnd"/>
-      <w:r>
-        <w:rPr>
-          <w:b/>
-          <w:bCs/>
-          <w:color w:val="B45F06"/>
-          <w:sz w:val="21"/>
-          <w:szCs w:val="21"/>
-        </w:rPr>
-        <w:t xml:space="preserve"> </w:t>
-      </w:r>
-      <w:proofErr w:type="spellStart"/>
-      <w:r>
-        <w:rPr>
-          <w:b/>
-          <w:bCs/>
-          <w:color w:val="B45F06"/>
-          <w:sz w:val="21"/>
-          <w:szCs w:val="21"/>
-        </w:rPr>
-        <w:t>info</w:t>
-      </w:r>
-      <w:proofErr w:type="spellEnd"/>
-      <w:r>
-        <w:rPr>
-          <w:b/>
-          <w:bCs/>
-          <w:color w:val="B45F06"/>
-          <w:sz w:val="21"/>
-          <w:szCs w:val="21"/>
-        </w:rPr>
-        <w:t xml:space="preserve"> falla si Docker Desktop está cerrado?</w:t>
+        <w:t>¿Qué diferencia hay entre el cliente de Docker (docker) y el demonio (dockerd)? ¿Por qué docker info falla si Docker Desktop está cerrado?</w:t>
       </w:r>
     </w:p>
     <w:tbl>
@@ -1926,7 +1655,6 @@
             <w:r>
               <w:t>Docker funciona con una arquitectura cliente-servidor donde el cliente (</w:t>
             </w:r>
-            <w:proofErr w:type="spellStart"/>
             <w:r>
               <w:rPr>
                 <w:rStyle w:val="CdigoHTML"/>
@@ -1934,11 +1662,9 @@
               </w:rPr>
               <w:t>docker</w:t>
             </w:r>
-            <w:proofErr w:type="spellEnd"/>
             <w:r>
               <w:t>) es solo la interfaz de terminal que recibe tus comandos y se los comunica al demonio (</w:t>
             </w:r>
-            <w:proofErr w:type="spellStart"/>
             <w:r>
               <w:rPr>
                 <w:rStyle w:val="CdigoHTML"/>
@@ -1946,7 +1672,6 @@
               </w:rPr>
               <w:t>dockerd</w:t>
             </w:r>
-            <w:proofErr w:type="spellEnd"/>
             <w:r>
               <w:t>), que es el verdadero motor en segundo plano encargado de crear y gestionar los contenedores.</w:t>
             </w:r>
@@ -2045,63 +1770,7 @@
           <w:sz w:val="21"/>
           <w:szCs w:val="21"/>
         </w:rPr>
-        <w:t xml:space="preserve">salida de </w:t>
-      </w:r>
-      <w:proofErr w:type="spellStart"/>
-      <w:r>
-        <w:rPr>
-          <w:color w:val="1E7145"/>
-          <w:sz w:val="21"/>
-          <w:szCs w:val="21"/>
-        </w:rPr>
-        <w:t>docker</w:t>
-      </w:r>
-      <w:proofErr w:type="spellEnd"/>
-      <w:r>
-        <w:rPr>
-          <w:color w:val="1E7145"/>
-          <w:sz w:val="21"/>
-          <w:szCs w:val="21"/>
-        </w:rPr>
-        <w:t xml:space="preserve"> </w:t>
-      </w:r>
-      <w:proofErr w:type="spellStart"/>
-      <w:r>
-        <w:rPr>
-          <w:color w:val="1E7145"/>
-          <w:sz w:val="21"/>
-          <w:szCs w:val="21"/>
-        </w:rPr>
-        <w:t>images</w:t>
-      </w:r>
-      <w:proofErr w:type="spellEnd"/>
-      <w:r>
-        <w:rPr>
-          <w:color w:val="1E7145"/>
-          <w:sz w:val="21"/>
-          <w:szCs w:val="21"/>
-        </w:rPr>
-        <w:t xml:space="preserve"> mostrando al menos </w:t>
-      </w:r>
-      <w:proofErr w:type="spellStart"/>
-      <w:proofErr w:type="gramStart"/>
-      <w:r>
-        <w:rPr>
-          <w:color w:val="1E7145"/>
-          <w:sz w:val="21"/>
-          <w:szCs w:val="21"/>
-        </w:rPr>
-        <w:t>nginx:alpine</w:t>
-      </w:r>
-      <w:proofErr w:type="spellEnd"/>
-      <w:proofErr w:type="gramEnd"/>
-      <w:r>
-        <w:rPr>
-          <w:color w:val="1E7145"/>
-          <w:sz w:val="21"/>
-          <w:szCs w:val="21"/>
-        </w:rPr>
-        <w:t xml:space="preserve"> y mongo:7.</w:t>
+        <w:t>salida de docker images mostrando al menos nginx:alpine y mongo:7.</w:t>
       </w:r>
     </w:p>
     <w:tbl>
@@ -2213,69 +1882,15 @@
           <w:sz w:val="21"/>
           <w:szCs w:val="21"/>
         </w:rPr>
-        <w:t xml:space="preserve">navegador mostrando la página de </w:t>
-      </w:r>
-      <w:proofErr w:type="spellStart"/>
+        <w:t>navegador mostrando la página de Nginx en localhost:8080, jun</w:t>
+      </w:r>
       <w:r>
         <w:rPr>
           <w:color w:val="1E7145"/>
           <w:sz w:val="21"/>
           <w:szCs w:val="21"/>
         </w:rPr>
-        <w:t>Nginx</w:t>
-      </w:r>
-      <w:proofErr w:type="spellEnd"/>
-      <w:r>
-        <w:rPr>
-          <w:color w:val="1E7145"/>
-          <w:sz w:val="21"/>
-          <w:szCs w:val="21"/>
-        </w:rPr>
-        <w:t xml:space="preserve"> en localhost:8080, jun</w:t>
-      </w:r>
-      <w:r>
-        <w:rPr>
-          <w:color w:val="1E7145"/>
-          <w:sz w:val="21"/>
-          <w:szCs w:val="21"/>
-        </w:rPr>
-        <w:t xml:space="preserve">to con la salida de </w:t>
-      </w:r>
-      <w:proofErr w:type="spellStart"/>
-      <w:r>
-        <w:rPr>
-          <w:color w:val="1E7145"/>
-          <w:sz w:val="21"/>
-          <w:szCs w:val="21"/>
-        </w:rPr>
-        <w:t>docker</w:t>
-      </w:r>
-      <w:proofErr w:type="spellEnd"/>
-      <w:r>
-        <w:rPr>
-          <w:color w:val="1E7145"/>
-          <w:sz w:val="21"/>
-          <w:szCs w:val="21"/>
-        </w:rPr>
-        <w:t xml:space="preserve"> </w:t>
-      </w:r>
-      <w:proofErr w:type="spellStart"/>
-      <w:r>
-        <w:rPr>
-          <w:color w:val="1E7145"/>
-          <w:sz w:val="21"/>
-          <w:szCs w:val="21"/>
-        </w:rPr>
-        <w:t>ps</w:t>
-      </w:r>
-      <w:proofErr w:type="spellEnd"/>
-      <w:r>
-        <w:rPr>
-          <w:color w:val="1E7145"/>
-          <w:sz w:val="21"/>
-          <w:szCs w:val="21"/>
-        </w:rPr>
-        <w:t>.</w:t>
+        <w:t>to con la salida de docker ps.</w:t>
       </w:r>
     </w:p>
     <w:tbl>
@@ -2561,61 +2176,7 @@
           <w:sz w:val="21"/>
           <w:szCs w:val="21"/>
         </w:rPr>
-        <w:t xml:space="preserve">terminal dentro del contenedor mostrando </w:t>
-      </w:r>
-      <w:proofErr w:type="spellStart"/>
-      <w:r>
-        <w:rPr>
-          <w:color w:val="1E7145"/>
-          <w:sz w:val="21"/>
-          <w:szCs w:val="21"/>
-        </w:rPr>
-        <w:t>cat</w:t>
-      </w:r>
-      <w:proofErr w:type="spellEnd"/>
-      <w:r>
-        <w:rPr>
-          <w:color w:val="1E7145"/>
-          <w:sz w:val="21"/>
-          <w:szCs w:val="21"/>
-        </w:rPr>
-        <w:t xml:space="preserve"> /</w:t>
-      </w:r>
-      <w:proofErr w:type="spellStart"/>
-      <w:r>
-        <w:rPr>
-          <w:color w:val="1E7145"/>
-          <w:sz w:val="21"/>
-          <w:szCs w:val="21"/>
-        </w:rPr>
-        <w:t>etc</w:t>
-      </w:r>
-      <w:proofErr w:type="spellEnd"/>
-      <w:r>
-        <w:rPr>
-          <w:color w:val="1E7145"/>
-          <w:sz w:val="21"/>
-          <w:szCs w:val="21"/>
-        </w:rPr>
-        <w:t>/os-</w:t>
-      </w:r>
-      <w:proofErr w:type="spellStart"/>
-      <w:r>
-        <w:rPr>
-          <w:color w:val="1E7145"/>
-          <w:sz w:val="21"/>
-          <w:szCs w:val="21"/>
-        </w:rPr>
-        <w:t>release</w:t>
-      </w:r>
-      <w:proofErr w:type="spellEnd"/>
-      <w:r>
-        <w:rPr>
-          <w:color w:val="1E7145"/>
-          <w:sz w:val="21"/>
-          <w:szCs w:val="21"/>
-        </w:rPr>
-        <w:t>, y el navegador con la página modificada.</w:t>
+        <w:t>terminal dentro del contenedor mostrando cat /etc/os-release, y el navegador con la página modificada.</w:t>
       </w:r>
     </w:p>
     <w:tbl>
@@ -2932,29 +2493,7 @@
           <w:sz w:val="21"/>
           <w:szCs w:val="21"/>
         </w:rPr>
-        <w:t xml:space="preserve">Al borrar el contenedor web1, ¿qué pasó con el archivo index.html que modificó en el Paso 4? Vuelva a crear un contenedor </w:t>
-      </w:r>
-      <w:proofErr w:type="spellStart"/>
-      <w:r>
-        <w:rPr>
-          <w:b/>
-          <w:bCs/>
-          <w:color w:val="B45F06"/>
-          <w:sz w:val="21"/>
-          <w:szCs w:val="21"/>
-        </w:rPr>
-        <w:t>nginx</w:t>
-      </w:r>
-      <w:proofErr w:type="spellEnd"/>
-      <w:r>
-        <w:rPr>
-          <w:b/>
-          <w:bCs/>
-          <w:color w:val="B45F06"/>
-          <w:sz w:val="21"/>
-          <w:szCs w:val="21"/>
-        </w:rPr>
-        <w:t xml:space="preserve"> y compruébelo. ¿Qué conclusión saca sobre dónde</w:t>
+        <w:t>Al borrar el contenedor web1, ¿qué pasó con el archivo index.html que modificó en el Paso 4? Vuelva a crear un contenedor nginx y compruébelo. ¿Qué conclusión saca sobre dónde</w:t>
       </w:r>
       <w:r>
         <w:rPr>
@@ -3015,15 +2554,7 @@
               <w:t xml:space="preserve"> index.html</w:t>
             </w:r>
             <w:r>
-              <w:t xml:space="preserve"> modificado se pierde por completo; si vuelves a crear un nuevo contenedor </w:t>
-            </w:r>
-            <w:proofErr w:type="spellStart"/>
-            <w:r>
-              <w:t>Nginx</w:t>
-            </w:r>
-            <w:proofErr w:type="spellEnd"/>
-            <w:r>
-              <w:t>, verás que carga nuevamente la página de bienvenida predeterminada. Esto ocurre porque cualquier cambio o archivo creado dentro de un contenedor se guarda en su capa de escritura temporal</w:t>
+              <w:t xml:space="preserve"> modificado se pierde por completo; si vuelves a crear un nuevo contenedor Nginx, verás que carga nuevamente la página de bienvenida predeterminada. Esto ocurre porque cualquier cambio o archivo creado dentro de un contenedor se guarda en su capa de escritura temporal</w:t>
             </w:r>
           </w:p>
         </w:tc>
@@ -3105,43 +2636,7 @@
           <w:sz w:val="21"/>
           <w:szCs w:val="21"/>
         </w:rPr>
-        <w:t xml:space="preserve">salida de </w:t>
-      </w:r>
-      <w:proofErr w:type="spellStart"/>
-      <w:r>
-        <w:rPr>
-          <w:color w:val="1E7145"/>
-          <w:sz w:val="21"/>
-          <w:szCs w:val="21"/>
-        </w:rPr>
-        <w:t>docker</w:t>
-      </w:r>
-      <w:proofErr w:type="spellEnd"/>
-      <w:r>
-        <w:rPr>
-          <w:color w:val="1E7145"/>
-          <w:sz w:val="21"/>
-          <w:szCs w:val="21"/>
-        </w:rPr>
-        <w:t xml:space="preserve"> </w:t>
-      </w:r>
-      <w:proofErr w:type="spellStart"/>
-      <w:r>
-        <w:rPr>
-          <w:color w:val="1E7145"/>
-          <w:sz w:val="21"/>
-          <w:szCs w:val="21"/>
-        </w:rPr>
-        <w:t>history</w:t>
-      </w:r>
-      <w:proofErr w:type="spellEnd"/>
-      <w:r>
-        <w:rPr>
-          <w:color w:val="1E7145"/>
-          <w:sz w:val="21"/>
-          <w:szCs w:val="21"/>
-        </w:rPr>
-        <w:t xml:space="preserve"> mongo:7.</w:t>
+        <w:t>salida de docker history mongo:7.</w:t>
       </w:r>
     </w:p>
     <w:tbl>
@@ -3315,19 +2810,8 @@
           <w:sz w:val="25"/>
           <w:szCs w:val="25"/>
         </w:rPr>
-        <w:t xml:space="preserve">Laboratorio 2 — Construcción de imágenes con </w:t>
-      </w:r>
-      <w:proofErr w:type="spellStart"/>
-      <w:r>
-        <w:rPr>
-          <w:b/>
-          <w:bCs/>
-          <w:sz w:val="25"/>
-          <w:szCs w:val="25"/>
-        </w:rPr>
-        <w:t>Dockerfile</w:t>
-      </w:r>
-      <w:proofErr w:type="spellEnd"/>
+        <w:t>Laboratorio 2 — Construcción de imágenes con Dockerfile</w:t>
+      </w:r>
     </w:p>
     <w:p>
       <w:pPr>
@@ -3349,43 +2833,7 @@
           <w:sz w:val="21"/>
           <w:szCs w:val="21"/>
         </w:rPr>
-        <w:t xml:space="preserve">salida completa de </w:t>
-      </w:r>
-      <w:proofErr w:type="spellStart"/>
-      <w:r>
-        <w:rPr>
-          <w:color w:val="1E7145"/>
-          <w:sz w:val="21"/>
-          <w:szCs w:val="21"/>
-        </w:rPr>
-        <w:t>docker</w:t>
-      </w:r>
-      <w:proofErr w:type="spellEnd"/>
-      <w:r>
-        <w:rPr>
-          <w:color w:val="1E7145"/>
-          <w:sz w:val="21"/>
-          <w:szCs w:val="21"/>
-        </w:rPr>
-        <w:t xml:space="preserve"> </w:t>
-      </w:r>
-      <w:proofErr w:type="spellStart"/>
-      <w:r>
-        <w:rPr>
-          <w:color w:val="1E7145"/>
-          <w:sz w:val="21"/>
-          <w:szCs w:val="21"/>
-        </w:rPr>
-        <w:t>build</w:t>
-      </w:r>
-      <w:proofErr w:type="spellEnd"/>
-      <w:r>
-        <w:rPr>
-          <w:color w:val="1E7145"/>
-          <w:sz w:val="21"/>
-          <w:szCs w:val="21"/>
-        </w:rPr>
-        <w:t xml:space="preserve"> mostrando los pasos </w:t>
+        <w:t xml:space="preserve">salida completa de docker build mostrando los pasos </w:t>
       </w:r>
       <w:r>
         <w:rPr>
@@ -3579,25 +3027,7 @@
           <w:sz w:val="21"/>
           <w:szCs w:val="21"/>
         </w:rPr>
-        <w:t xml:space="preserve">respuesta JSON de http://localhost:3000 en el navegador o con </w:t>
-      </w:r>
-      <w:proofErr w:type="spellStart"/>
-      <w:r>
-        <w:rPr>
-          <w:color w:val="1E7145"/>
-          <w:sz w:val="21"/>
-          <w:szCs w:val="21"/>
-        </w:rPr>
-        <w:t>curl</w:t>
-      </w:r>
-      <w:proofErr w:type="spellEnd"/>
-      <w:r>
-        <w:rPr>
-          <w:color w:val="1E7145"/>
-          <w:sz w:val="21"/>
-          <w:szCs w:val="21"/>
-        </w:rPr>
-        <w:t>.</w:t>
+        <w:t>respuesta JSON de http://localhost:3000 en el navegador o con curl.</w:t>
       </w:r>
     </w:p>
     <w:tbl>
@@ -3926,29 +3356,7 @@
           <w:sz w:val="21"/>
           <w:szCs w:val="21"/>
         </w:rPr>
-        <w:t xml:space="preserve">¿Por qué el orden de las instrucciones del </w:t>
-      </w:r>
-      <w:proofErr w:type="spellStart"/>
-      <w:r>
-        <w:rPr>
-          <w:b/>
-          <w:bCs/>
-          <w:color w:val="B45F06"/>
-          <w:sz w:val="21"/>
-          <w:szCs w:val="21"/>
-        </w:rPr>
-        <w:t>Dockerfile</w:t>
-      </w:r>
-      <w:proofErr w:type="spellEnd"/>
-      <w:r>
-        <w:rPr>
-          <w:b/>
-          <w:bCs/>
-          <w:color w:val="B45F06"/>
-          <w:sz w:val="21"/>
-          <w:szCs w:val="21"/>
-        </w:rPr>
-        <w:t xml:space="preserve"> afecta al tiempo de construcción? Explique la relación entre instru</w:t>
+        <w:t>¿Por qué el orden de las instrucciones del Dockerfile afecta al tiempo de construcción? Explique la relación entre instru</w:t>
       </w:r>
       <w:r>
         <w:rPr>
@@ -3997,15 +3405,7 @@
           </w:tcPr>
           <w:p>
             <w:r>
-              <w:t xml:space="preserve">El orden de las instrucciones en un </w:t>
-            </w:r>
-            <w:proofErr w:type="spellStart"/>
-            <w:r>
-              <w:t>Dockerfile</w:t>
-            </w:r>
-            <w:proofErr w:type="spellEnd"/>
-            <w:r>
-              <w:t xml:space="preserve"> es crucial para el tiempo de construcción debido a cómo funciona el sistema de almacenamiento. Cada instrucción genera una nueva capa inmutable en la imagen; cuando vuelves a construirla, Docker reutiliza las capas guardadas en caché para ahorrar tiempo.</w:t>
+              <w:t>El orden de las instrucciones en un Dockerfile es crucial para el tiempo de construcción debido a cómo funciona el sistema de almacenamiento. Cada instrucción genera una nueva capa inmutable en la imagen; cuando vuelves a construirla, Docker reutiliza las capas guardadas en caché para ahorrar tiempo.</w:t>
             </w:r>
           </w:p>
         </w:tc>
@@ -4087,35 +3487,7 @@
           <w:sz w:val="21"/>
           <w:szCs w:val="21"/>
         </w:rPr>
-        <w:t xml:space="preserve">comparación de tamaños entre api-tareas:1.0 y </w:t>
-      </w:r>
-      <w:proofErr w:type="spellStart"/>
-      <w:r>
-        <w:rPr>
-          <w:color w:val="1E7145"/>
-          <w:sz w:val="21"/>
-          <w:szCs w:val="21"/>
-        </w:rPr>
-        <w:t>api-</w:t>
-      </w:r>
-      <w:proofErr w:type="gramStart"/>
-      <w:r>
-        <w:rPr>
-          <w:color w:val="1E7145"/>
-          <w:sz w:val="21"/>
-          <w:szCs w:val="21"/>
-        </w:rPr>
-        <w:t>tareas:slim</w:t>
-      </w:r>
-      <w:proofErr w:type="spellEnd"/>
-      <w:proofErr w:type="gramEnd"/>
-      <w:r>
-        <w:rPr>
-          <w:color w:val="1E7145"/>
-          <w:sz w:val="21"/>
-          <w:szCs w:val="21"/>
-        </w:rPr>
-        <w:t>.</w:t>
+        <w:t>comparación de tamaños entre api-tareas:1.0 y api-tareas:slim.</w:t>
       </w:r>
     </w:p>
     <w:tbl>
@@ -4644,117 +4016,7 @@
           <w:sz w:val="21"/>
           <w:szCs w:val="21"/>
         </w:rPr>
-        <w:t xml:space="preserve">¿Dónde se almacena físicamente un volumen nombrado? Use </w:t>
-      </w:r>
-      <w:proofErr w:type="spellStart"/>
-      <w:r>
-        <w:rPr>
-          <w:b/>
-          <w:bCs/>
-          <w:color w:val="B45F06"/>
-          <w:sz w:val="21"/>
-          <w:szCs w:val="21"/>
-        </w:rPr>
-        <w:t>docker</w:t>
-      </w:r>
-      <w:proofErr w:type="spellEnd"/>
-      <w:r>
-        <w:rPr>
-          <w:b/>
-          <w:bCs/>
-          <w:color w:val="B45F06"/>
-          <w:sz w:val="21"/>
-          <w:szCs w:val="21"/>
-        </w:rPr>
-        <w:t xml:space="preserve"> </w:t>
-      </w:r>
-      <w:proofErr w:type="spellStart"/>
-      <w:r>
-        <w:rPr>
-          <w:b/>
-          <w:bCs/>
-          <w:color w:val="B45F06"/>
-          <w:sz w:val="21"/>
-          <w:szCs w:val="21"/>
-        </w:rPr>
-        <w:t>volume</w:t>
-      </w:r>
-      <w:proofErr w:type="spellEnd"/>
-      <w:r>
-        <w:rPr>
-          <w:b/>
-          <w:bCs/>
-          <w:color w:val="B45F06"/>
-          <w:sz w:val="21"/>
-          <w:szCs w:val="21"/>
-        </w:rPr>
-        <w:t xml:space="preserve"> </w:t>
-      </w:r>
-      <w:proofErr w:type="spellStart"/>
-      <w:r>
-        <w:rPr>
-          <w:b/>
-          <w:bCs/>
-          <w:color w:val="B45F06"/>
-          <w:sz w:val="21"/>
-          <w:szCs w:val="21"/>
-        </w:rPr>
-        <w:t>inspect</w:t>
-      </w:r>
-      <w:proofErr w:type="spellEnd"/>
-      <w:r>
-        <w:rPr>
-          <w:b/>
-          <w:bCs/>
-          <w:color w:val="B45F06"/>
-          <w:sz w:val="21"/>
-          <w:szCs w:val="21"/>
-        </w:rPr>
-        <w:t xml:space="preserve"> </w:t>
-      </w:r>
-      <w:proofErr w:type="spellStart"/>
-      <w:r>
-        <w:rPr>
-          <w:b/>
-          <w:bCs/>
-          <w:color w:val="B45F06"/>
-          <w:sz w:val="21"/>
-          <w:szCs w:val="21"/>
-        </w:rPr>
-        <w:t>datos_mongo</w:t>
-      </w:r>
-      <w:proofErr w:type="spellEnd"/>
-      <w:r>
-        <w:rPr>
-          <w:b/>
-          <w:bCs/>
-          <w:color w:val="B45F06"/>
-          <w:sz w:val="21"/>
-          <w:szCs w:val="21"/>
-        </w:rPr>
-        <w:t xml:space="preserve"> y explique el campo </w:t>
-      </w:r>
-      <w:proofErr w:type="spellStart"/>
-      <w:r>
-        <w:rPr>
-          <w:b/>
-          <w:bCs/>
-          <w:color w:val="B45F06"/>
-          <w:sz w:val="21"/>
-          <w:szCs w:val="21"/>
-        </w:rPr>
-        <w:t>Mountpoint</w:t>
-      </w:r>
-      <w:proofErr w:type="spellEnd"/>
-      <w:r>
-        <w:rPr>
-          <w:b/>
-          <w:bCs/>
-          <w:color w:val="B45F06"/>
-          <w:sz w:val="21"/>
-          <w:szCs w:val="21"/>
-        </w:rPr>
-        <w:t>. ¿Por qué en Windows esa ruta no es accesible directamente desde el Explorador de archivos?</w:t>
+        <w:t>¿Dónde se almacena físicamente un volumen nombrado? Use docker volume inspect datos_mongo y explique el campo Mountpoint. ¿Por qué en Windows esa ruta no es accesible directamente desde el Explorador de archivos?</w:t>
       </w:r>
     </w:p>
     <w:tbl>
@@ -4793,57 +4055,12 @@
           </w:tcPr>
           <w:p>
             <w:r>
-              <w:t xml:space="preserve">Almacenamiento físico y el campo </w:t>
-            </w:r>
-            <w:proofErr w:type="spellStart"/>
-            <w:r>
-              <w:t>Mountpoint</w:t>
-            </w:r>
-            <w:proofErr w:type="spellEnd"/>
-          </w:p>
-          <w:p>
-            <w:r>
-              <w:t xml:space="preserve">Un volumen nombrado se almacena físicamente en el sistema de archivos de la máquina anfitriona (host), en un área gestionada de forma exclusiva por Docker. Al ejecutar </w:t>
-            </w:r>
-            <w:proofErr w:type="spellStart"/>
-            <w:r>
-              <w:t>docker</w:t>
-            </w:r>
-            <w:proofErr w:type="spellEnd"/>
-            <w:r>
-              <w:t xml:space="preserve"> </w:t>
-            </w:r>
-            <w:proofErr w:type="spellStart"/>
-            <w:r>
-              <w:t>volume</w:t>
-            </w:r>
-            <w:proofErr w:type="spellEnd"/>
-            <w:r>
-              <w:t xml:space="preserve"> </w:t>
-            </w:r>
-            <w:proofErr w:type="spellStart"/>
-            <w:r>
-              <w:t>inspect</w:t>
-            </w:r>
-            <w:proofErr w:type="spellEnd"/>
-            <w:r>
-              <w:t xml:space="preserve"> </w:t>
-            </w:r>
-            <w:proofErr w:type="spellStart"/>
-            <w:r>
-              <w:t>datos_mongo</w:t>
-            </w:r>
-            <w:proofErr w:type="spellEnd"/>
-            <w:r>
-              <w:t xml:space="preserve">, el campo </w:t>
-            </w:r>
-            <w:proofErr w:type="spellStart"/>
-            <w:r>
-              <w:t>Mountpoint</w:t>
-            </w:r>
-            <w:proofErr w:type="spellEnd"/>
-            <w:r>
-              <w:t xml:space="preserve"> indica la ruta exacta donde residen esos archivos reales.</w:t>
+              <w:t>Almacenamiento físico y el campo Mountpoint</w:t>
+            </w:r>
+          </w:p>
+          <w:p>
+            <w:r>
+              <w:t>Un volumen nombrado se almacena físicamente en el sistema de archivos de la máquina anfitriona (host), en un área gestionada de forma exclusiva por Docker. Al ejecutar docker volume inspect datos_mongo, el campo Mountpoint indica la ruta exacta donde residen esos archivos reales.</w:t>
             </w:r>
           </w:p>
         </w:tc>
@@ -5210,43 +4427,7 @@
           <w:sz w:val="21"/>
           <w:szCs w:val="21"/>
         </w:rPr>
-        <w:t xml:space="preserve">el </w:t>
-      </w:r>
-      <w:proofErr w:type="spellStart"/>
-      <w:r>
-        <w:rPr>
-          <w:color w:val="1E7145"/>
-          <w:sz w:val="21"/>
-          <w:szCs w:val="21"/>
-        </w:rPr>
-        <w:t>curl</w:t>
-      </w:r>
-      <w:proofErr w:type="spellEnd"/>
-      <w:r>
-        <w:rPr>
-          <w:color w:val="1E7145"/>
-          <w:sz w:val="21"/>
-          <w:szCs w:val="21"/>
-        </w:rPr>
-        <w:t xml:space="preserve"> fallando en la red por defecto y funcionando en </w:t>
-      </w:r>
-      <w:proofErr w:type="spellStart"/>
-      <w:r>
-        <w:rPr>
-          <w:color w:val="1E7145"/>
-          <w:sz w:val="21"/>
-          <w:szCs w:val="21"/>
-        </w:rPr>
-        <w:t>red_practica</w:t>
-      </w:r>
-      <w:proofErr w:type="spellEnd"/>
-      <w:r>
-        <w:rPr>
-          <w:color w:val="1E7145"/>
-          <w:sz w:val="21"/>
-          <w:szCs w:val="21"/>
-        </w:rPr>
-        <w:t>.</w:t>
+        <w:t>el curl fallando en la red por defecto y funcionando en red_practica.</w:t>
       </w:r>
     </w:p>
     <w:tbl>
@@ -5635,27 +4816,7 @@
           <w:sz w:val="25"/>
           <w:szCs w:val="25"/>
         </w:rPr>
-        <w:t xml:space="preserve">Laboratorio 5 — Docker </w:t>
-      </w:r>
-      <w:proofErr w:type="spellStart"/>
-      <w:r>
-        <w:rPr>
-          <w:b/>
-          <w:bCs/>
-          <w:sz w:val="25"/>
-          <w:szCs w:val="25"/>
-        </w:rPr>
-        <w:t>Compose</w:t>
-      </w:r>
-      <w:proofErr w:type="spellEnd"/>
-      <w:r>
-        <w:rPr>
-          <w:b/>
-          <w:bCs/>
-          <w:sz w:val="25"/>
-          <w:szCs w:val="25"/>
-        </w:rPr>
-        <w:t>: API Node.js + MongoDB</w:t>
+        <w:t>Laboratorio 5 — Docker Compose: API Node.js + MongoDB</w:t>
       </w:r>
     </w:p>
     <w:p>
@@ -5678,79 +4839,7 @@
           <w:sz w:val="21"/>
           <w:szCs w:val="21"/>
         </w:rPr>
-        <w:t xml:space="preserve">salida de </w:t>
-      </w:r>
-      <w:proofErr w:type="spellStart"/>
-      <w:r>
-        <w:rPr>
-          <w:color w:val="1E7145"/>
-          <w:sz w:val="21"/>
-          <w:szCs w:val="21"/>
-        </w:rPr>
-        <w:t>docker</w:t>
-      </w:r>
-      <w:proofErr w:type="spellEnd"/>
-      <w:r>
-        <w:rPr>
-          <w:color w:val="1E7145"/>
-          <w:sz w:val="21"/>
-          <w:szCs w:val="21"/>
-        </w:rPr>
-        <w:t xml:space="preserve"> </w:t>
-      </w:r>
-      <w:proofErr w:type="spellStart"/>
-      <w:r>
-        <w:rPr>
-          <w:color w:val="1E7145"/>
-          <w:sz w:val="21"/>
-          <w:szCs w:val="21"/>
-        </w:rPr>
-        <w:t>compose</w:t>
-      </w:r>
-      <w:proofErr w:type="spellEnd"/>
-      <w:r>
-        <w:rPr>
-          <w:color w:val="1E7145"/>
-          <w:sz w:val="21"/>
-          <w:szCs w:val="21"/>
-        </w:rPr>
-        <w:t xml:space="preserve"> </w:t>
-      </w:r>
-      <w:proofErr w:type="spellStart"/>
-      <w:r>
-        <w:rPr>
-          <w:color w:val="1E7145"/>
-          <w:sz w:val="21"/>
-          <w:szCs w:val="21"/>
-        </w:rPr>
-        <w:t>ps</w:t>
-      </w:r>
-      <w:proofErr w:type="spellEnd"/>
-      <w:r>
-        <w:rPr>
-          <w:color w:val="1E7145"/>
-          <w:sz w:val="21"/>
-          <w:szCs w:val="21"/>
-        </w:rPr>
-        <w:t xml:space="preserve"> con los tres servicios en estado running/</w:t>
-      </w:r>
-      <w:proofErr w:type="spellStart"/>
-      <w:r>
-        <w:rPr>
-          <w:color w:val="1E7145"/>
-          <w:sz w:val="21"/>
-          <w:szCs w:val="21"/>
-        </w:rPr>
-        <w:t>healthy</w:t>
-      </w:r>
-      <w:proofErr w:type="spellEnd"/>
-      <w:r>
-        <w:rPr>
-          <w:color w:val="1E7145"/>
-          <w:sz w:val="21"/>
-          <w:szCs w:val="21"/>
-        </w:rPr>
-        <w:t>.</w:t>
+        <w:t>salida de docker compose ps con los tres servicios en estado running/healthy.</w:t>
       </w:r>
     </w:p>
     <w:tbl>
@@ -5861,25 +4950,7 @@
           <w:sz w:val="21"/>
           <w:szCs w:val="21"/>
         </w:rPr>
-        <w:t>la respuesta del POST y la colección vista desde mongo-</w:t>
-      </w:r>
-      <w:proofErr w:type="spellStart"/>
-      <w:r>
-        <w:rPr>
-          <w:color w:val="1E7145"/>
-          <w:sz w:val="21"/>
-          <w:szCs w:val="21"/>
-        </w:rPr>
-        <w:t>express</w:t>
-      </w:r>
-      <w:proofErr w:type="spellEnd"/>
-      <w:r>
-        <w:rPr>
-          <w:color w:val="1E7145"/>
-          <w:sz w:val="21"/>
-          <w:szCs w:val="21"/>
-        </w:rPr>
-        <w:t xml:space="preserve"> en el navegador.</w:t>
+        <w:t>la respuesta del POST y la colección vista desde mongo-express en el navegador.</w:t>
       </w:r>
     </w:p>
     <w:tbl>
@@ -6121,25 +5192,7 @@
           <w:sz w:val="21"/>
           <w:szCs w:val="21"/>
         </w:rPr>
-        <w:t xml:space="preserve">las tareas recuperadas después de un </w:t>
-      </w:r>
-      <w:proofErr w:type="spellStart"/>
-      <w:r>
-        <w:rPr>
-          <w:color w:val="1E7145"/>
-          <w:sz w:val="21"/>
-          <w:szCs w:val="21"/>
-        </w:rPr>
-        <w:t>down</w:t>
-      </w:r>
-      <w:proofErr w:type="spellEnd"/>
-      <w:r>
-        <w:rPr>
-          <w:color w:val="1E7145"/>
-          <w:sz w:val="21"/>
-          <w:szCs w:val="21"/>
-        </w:rPr>
-        <w:t xml:space="preserve"> y un up.</w:t>
+        <w:t>las tareas recuperadas después de un down y un up.</w:t>
       </w:r>
     </w:p>
     <w:tbl>
@@ -6258,139 +5311,7 @@
           <w:sz w:val="21"/>
           <w:szCs w:val="21"/>
         </w:rPr>
-        <w:t xml:space="preserve">¿Cuál es la diferencia entre </w:t>
-      </w:r>
-      <w:proofErr w:type="spellStart"/>
-      <w:r>
-        <w:rPr>
-          <w:b/>
-          <w:bCs/>
-          <w:color w:val="B45F06"/>
-          <w:sz w:val="21"/>
-          <w:szCs w:val="21"/>
-        </w:rPr>
-        <w:t>docker</w:t>
-      </w:r>
-      <w:proofErr w:type="spellEnd"/>
-      <w:r>
-        <w:rPr>
-          <w:b/>
-          <w:bCs/>
-          <w:color w:val="B45F06"/>
-          <w:sz w:val="21"/>
-          <w:szCs w:val="21"/>
-        </w:rPr>
-        <w:t xml:space="preserve"> </w:t>
-      </w:r>
-      <w:proofErr w:type="spellStart"/>
-      <w:r>
-        <w:rPr>
-          <w:b/>
-          <w:bCs/>
-          <w:color w:val="B45F06"/>
-          <w:sz w:val="21"/>
-          <w:szCs w:val="21"/>
-        </w:rPr>
-        <w:t>compose</w:t>
-      </w:r>
-      <w:proofErr w:type="spellEnd"/>
-      <w:r>
-        <w:rPr>
-          <w:b/>
-          <w:bCs/>
-          <w:color w:val="B45F06"/>
-          <w:sz w:val="21"/>
-          <w:szCs w:val="21"/>
-        </w:rPr>
-        <w:t xml:space="preserve"> </w:t>
-      </w:r>
-      <w:proofErr w:type="spellStart"/>
-      <w:r>
-        <w:rPr>
-          <w:b/>
-          <w:bCs/>
-          <w:color w:val="B45F06"/>
-          <w:sz w:val="21"/>
-          <w:szCs w:val="21"/>
-        </w:rPr>
-        <w:t>down</w:t>
-      </w:r>
-      <w:proofErr w:type="spellEnd"/>
-      <w:r>
-        <w:rPr>
-          <w:b/>
-          <w:bCs/>
-          <w:color w:val="B45F06"/>
-          <w:sz w:val="21"/>
-          <w:szCs w:val="21"/>
-        </w:rPr>
-        <w:t xml:space="preserve"> y </w:t>
-      </w:r>
-      <w:proofErr w:type="spellStart"/>
-      <w:r>
-        <w:rPr>
-          <w:b/>
-          <w:bCs/>
-          <w:color w:val="B45F06"/>
-          <w:sz w:val="21"/>
-          <w:szCs w:val="21"/>
-        </w:rPr>
-        <w:t>docker</w:t>
-      </w:r>
-      <w:proofErr w:type="spellEnd"/>
-      <w:r>
-        <w:rPr>
-          <w:b/>
-          <w:bCs/>
-          <w:color w:val="B45F06"/>
-          <w:sz w:val="21"/>
-          <w:szCs w:val="21"/>
-        </w:rPr>
-        <w:t xml:space="preserve"> </w:t>
-      </w:r>
-      <w:proofErr w:type="spellStart"/>
-      <w:r>
-        <w:rPr>
-          <w:b/>
-          <w:bCs/>
-          <w:color w:val="B45F06"/>
-          <w:sz w:val="21"/>
-          <w:szCs w:val="21"/>
-        </w:rPr>
-        <w:t>compose</w:t>
-      </w:r>
-      <w:proofErr w:type="spellEnd"/>
-      <w:r>
-        <w:rPr>
-          <w:b/>
-          <w:bCs/>
-          <w:color w:val="B45F06"/>
-          <w:sz w:val="21"/>
-          <w:szCs w:val="21"/>
-        </w:rPr>
-        <w:t xml:space="preserve"> </w:t>
-      </w:r>
-      <w:proofErr w:type="spellStart"/>
-      <w:r>
-        <w:rPr>
-          <w:b/>
-          <w:bCs/>
-          <w:color w:val="B45F06"/>
-          <w:sz w:val="21"/>
-          <w:szCs w:val="21"/>
-        </w:rPr>
-        <w:t>down</w:t>
-      </w:r>
-      <w:proofErr w:type="spellEnd"/>
-      <w:r>
-        <w:rPr>
-          <w:b/>
-          <w:bCs/>
-          <w:color w:val="B45F06"/>
-          <w:sz w:val="21"/>
-          <w:szCs w:val="21"/>
-        </w:rPr>
-        <w:t xml:space="preserve"> -v? Ejecute el segundo y describa qué ocurre con los datos.</w:t>
+        <w:t>¿Cuál es la diferencia entre docker compose down y docker compose down -v? Ejecute el segundo y describa qué ocurre con los datos.</w:t>
       </w:r>
     </w:p>
     <w:tbl>
@@ -6434,64 +5355,14 @@
           </w:p>
           <w:p/>
           <w:p>
-            <w:proofErr w:type="spellStart"/>
-            <w:r>
-              <w:t>docker</w:t>
-            </w:r>
-            <w:proofErr w:type="spellEnd"/>
-            <w:r>
-              <w:t xml:space="preserve"> </w:t>
-            </w:r>
-            <w:proofErr w:type="spellStart"/>
-            <w:r>
-              <w:t>compose</w:t>
-            </w:r>
-            <w:proofErr w:type="spellEnd"/>
-            <w:r>
-              <w:t xml:space="preserve"> </w:t>
-            </w:r>
-            <w:proofErr w:type="spellStart"/>
-            <w:r>
-              <w:t>down</w:t>
-            </w:r>
-            <w:proofErr w:type="spellEnd"/>
-            <w:r>
-              <w:t xml:space="preserve">: Detiene y elimina los contenedores y las redes definidos en el archivo </w:t>
-            </w:r>
-            <w:proofErr w:type="spellStart"/>
-            <w:r>
-              <w:t>docker-compose.yml</w:t>
-            </w:r>
-            <w:proofErr w:type="spellEnd"/>
-            <w:r>
-              <w:t>, pero conserva intactos los volúmenes. Tus datos están seguros.</w:t>
+            <w:r>
+              <w:t>docker compose down: Detiene y elimina los contenedores y las redes definidos en el archivo docker-compose.yml, pero conserva intactos los volúmenes. Tus datos están seguros.</w:t>
             </w:r>
           </w:p>
           <w:p/>
           <w:p>
-            <w:proofErr w:type="spellStart"/>
-            <w:r>
-              <w:t>docker</w:t>
-            </w:r>
-            <w:proofErr w:type="spellEnd"/>
-            <w:r>
-              <w:t xml:space="preserve"> </w:t>
-            </w:r>
-            <w:proofErr w:type="spellStart"/>
-            <w:r>
-              <w:t>compose</w:t>
-            </w:r>
-            <w:proofErr w:type="spellEnd"/>
-            <w:r>
-              <w:t xml:space="preserve"> </w:t>
-            </w:r>
-            <w:proofErr w:type="spellStart"/>
-            <w:r>
-              <w:t>down</w:t>
-            </w:r>
-            <w:proofErr w:type="spellEnd"/>
-            <w:r>
-              <w:t xml:space="preserve"> -v: Detiene los contenedores, elimina las redes y, además, destruye de forma permanente los volúmenes nombrados asociados.</w:t>
+            <w:r>
+              <w:t>docker compose down -v: Detiene los contenedores, elimina las redes y, además, destruye de forma permanente los volúmenes nombrados asociados.</w:t>
             </w:r>
           </w:p>
         </w:tc>
@@ -6714,61 +5585,7 @@
           <w:sz w:val="21"/>
           <w:szCs w:val="21"/>
         </w:rPr>
-        <w:t xml:space="preserve">salida de </w:t>
-      </w:r>
-      <w:proofErr w:type="spellStart"/>
-      <w:r>
-        <w:rPr>
-          <w:color w:val="1E7145"/>
-          <w:sz w:val="21"/>
-          <w:szCs w:val="21"/>
-        </w:rPr>
-        <w:t>docker</w:t>
-      </w:r>
-      <w:proofErr w:type="spellEnd"/>
-      <w:r>
-        <w:rPr>
-          <w:color w:val="1E7145"/>
-          <w:sz w:val="21"/>
-          <w:szCs w:val="21"/>
-        </w:rPr>
-        <w:t xml:space="preserve"> </w:t>
-      </w:r>
-      <w:proofErr w:type="spellStart"/>
-      <w:r>
-        <w:rPr>
-          <w:color w:val="1E7145"/>
-          <w:sz w:val="21"/>
-          <w:szCs w:val="21"/>
-        </w:rPr>
-        <w:t>system</w:t>
-      </w:r>
-      <w:proofErr w:type="spellEnd"/>
-      <w:r>
-        <w:rPr>
-          <w:color w:val="1E7145"/>
-          <w:sz w:val="21"/>
-          <w:szCs w:val="21"/>
-        </w:rPr>
-        <w:t xml:space="preserve"> </w:t>
-      </w:r>
-      <w:proofErr w:type="spellStart"/>
-      <w:r>
-        <w:rPr>
-          <w:color w:val="1E7145"/>
-          <w:sz w:val="21"/>
-          <w:szCs w:val="21"/>
-        </w:rPr>
-        <w:t>df</w:t>
-      </w:r>
-      <w:proofErr w:type="spellEnd"/>
-      <w:r>
-        <w:rPr>
-          <w:color w:val="1E7145"/>
-          <w:sz w:val="21"/>
-          <w:szCs w:val="21"/>
-        </w:rPr>
-        <w:t xml:space="preserve"> antes y después de la </w:t>
+        <w:t xml:space="preserve">salida de docker system df antes y después de la </w:t>
       </w:r>
       <w:r>
         <w:rPr>
@@ -7083,23 +5900,127 @@
                 <w:sz w:val="20"/>
                 <w:szCs w:val="20"/>
               </w:rPr>
-              <w:t xml:space="preserve">1. </w:t>
-            </w:r>
-            <w:proofErr w:type="spellStart"/>
+              <w:t>1. Dockerizar una aplicación propia</w:t>
+            </w:r>
+          </w:p>
+        </w:tc>
+        <w:tc>
+          <w:tcPr>
+            <w:tcW w:w="4220" w:type="dxa"/>
+            <w:shd w:val="clear" w:color="auto" w:fill="FFFFFF"/>
+            <w:tcMar>
+              <w:top w:w="70" w:type="dxa"/>
+              <w:left w:w="110" w:type="dxa"/>
+              <w:bottom w:w="70" w:type="dxa"/>
+              <w:right w:w="110" w:type="dxa"/>
+            </w:tcMar>
+          </w:tcPr>
+          <w:p>
+            <w:pPr>
+              <w:spacing w:before="40" w:after="40"/>
+            </w:pPr>
+          </w:p>
+        </w:tc>
+        <w:tc>
+          <w:tcPr>
+            <w:tcW w:w="1200" w:type="dxa"/>
+            <w:shd w:val="clear" w:color="auto" w:fill="FFFFFF"/>
+            <w:tcMar>
+              <w:top w:w="70" w:type="dxa"/>
+              <w:left w:w="110" w:type="dxa"/>
+              <w:bottom w:w="70" w:type="dxa"/>
+              <w:right w:w="110" w:type="dxa"/>
+            </w:tcMar>
+          </w:tcPr>
+          <w:p>
+            <w:pPr>
+              <w:spacing w:before="40" w:after="40"/>
+            </w:pPr>
+          </w:p>
+        </w:tc>
+      </w:tr>
+      <w:tr>
+        <w:tc>
+          <w:tcPr>
+            <w:tcW w:w="3600" w:type="dxa"/>
+            <w:shd w:val="clear" w:color="auto" w:fill="F4F7FC"/>
+            <w:tcMar>
+              <w:top w:w="70" w:type="dxa"/>
+              <w:left w:w="110" w:type="dxa"/>
+              <w:bottom w:w="70" w:type="dxa"/>
+              <w:right w:w="110" w:type="dxa"/>
+            </w:tcMar>
+          </w:tcPr>
+          <w:p>
+            <w:pPr>
+              <w:spacing w:before="40" w:after="40"/>
+            </w:pPr>
             <w:r>
               <w:rPr>
                 <w:sz w:val="20"/>
                 <w:szCs w:val="20"/>
               </w:rPr>
-              <w:t>Dockerizar</w:t>
-            </w:r>
-            <w:proofErr w:type="spellEnd"/>
+              <w:t>2. Optimización de una imagen</w:t>
+            </w:r>
+          </w:p>
+        </w:tc>
+        <w:tc>
+          <w:tcPr>
+            <w:tcW w:w="4220" w:type="dxa"/>
+            <w:shd w:val="clear" w:color="auto" w:fill="F4F7FC"/>
+            <w:tcMar>
+              <w:top w:w="70" w:type="dxa"/>
+              <w:left w:w="110" w:type="dxa"/>
+              <w:bottom w:w="70" w:type="dxa"/>
+              <w:right w:w="110" w:type="dxa"/>
+            </w:tcMar>
+          </w:tcPr>
+          <w:p>
+            <w:pPr>
+              <w:spacing w:before="40" w:after="40"/>
+            </w:pPr>
+          </w:p>
+        </w:tc>
+        <w:tc>
+          <w:tcPr>
+            <w:tcW w:w="1200" w:type="dxa"/>
+            <w:shd w:val="clear" w:color="auto" w:fill="F4F7FC"/>
+            <w:tcMar>
+              <w:top w:w="70" w:type="dxa"/>
+              <w:left w:w="110" w:type="dxa"/>
+              <w:bottom w:w="70" w:type="dxa"/>
+              <w:right w:w="110" w:type="dxa"/>
+            </w:tcMar>
+          </w:tcPr>
+          <w:p>
+            <w:pPr>
+              <w:spacing w:before="40" w:after="40"/>
+            </w:pPr>
+          </w:p>
+        </w:tc>
+      </w:tr>
+      <w:tr>
+        <w:tc>
+          <w:tcPr>
+            <w:tcW w:w="3600" w:type="dxa"/>
+            <w:shd w:val="clear" w:color="auto" w:fill="FFFFFF"/>
+            <w:tcMar>
+              <w:top w:w="70" w:type="dxa"/>
+              <w:left w:w="110" w:type="dxa"/>
+              <w:bottom w:w="70" w:type="dxa"/>
+              <w:right w:w="110" w:type="dxa"/>
+            </w:tcMar>
+          </w:tcPr>
+          <w:p>
+            <w:pPr>
+              <w:spacing w:before="40" w:after="40"/>
+            </w:pPr>
             <w:r>
               <w:rPr>
                 <w:sz w:val="20"/>
                 <w:szCs w:val="20"/>
               </w:rPr>
-              <w:t xml:space="preserve"> una aplicación propia</w:t>
+              <w:t>3. Persistencia, respaldo y restauración</w:t>
             </w:r>
           </w:p>
         </w:tc>
@@ -7159,7 +6080,7 @@
                 <w:sz w:val="20"/>
                 <w:szCs w:val="20"/>
               </w:rPr>
-              <w:t>2. Optimización de una imagen</w:t>
+              <w:t>4. Aislamiento de red</w:t>
             </w:r>
           </w:p>
         </w:tc>
@@ -7219,143 +6140,7 @@
                 <w:sz w:val="20"/>
                 <w:szCs w:val="20"/>
               </w:rPr>
-              <w:t>3. Persistencia, respaldo y restauración</w:t>
-            </w:r>
-          </w:p>
-        </w:tc>
-        <w:tc>
-          <w:tcPr>
-            <w:tcW w:w="4220" w:type="dxa"/>
-            <w:shd w:val="clear" w:color="auto" w:fill="FFFFFF"/>
-            <w:tcMar>
-              <w:top w:w="70" w:type="dxa"/>
-              <w:left w:w="110" w:type="dxa"/>
-              <w:bottom w:w="70" w:type="dxa"/>
-              <w:right w:w="110" w:type="dxa"/>
-            </w:tcMar>
-          </w:tcPr>
-          <w:p>
-            <w:pPr>
-              <w:spacing w:before="40" w:after="40"/>
-            </w:pPr>
-          </w:p>
-        </w:tc>
-        <w:tc>
-          <w:tcPr>
-            <w:tcW w:w="1200" w:type="dxa"/>
-            <w:shd w:val="clear" w:color="auto" w:fill="FFFFFF"/>
-            <w:tcMar>
-              <w:top w:w="70" w:type="dxa"/>
-              <w:left w:w="110" w:type="dxa"/>
-              <w:bottom w:w="70" w:type="dxa"/>
-              <w:right w:w="110" w:type="dxa"/>
-            </w:tcMar>
-          </w:tcPr>
-          <w:p>
-            <w:pPr>
-              <w:spacing w:before="40" w:after="40"/>
-            </w:pPr>
-          </w:p>
-        </w:tc>
-      </w:tr>
-      <w:tr>
-        <w:tc>
-          <w:tcPr>
-            <w:tcW w:w="3600" w:type="dxa"/>
-            <w:shd w:val="clear" w:color="auto" w:fill="F4F7FC"/>
-            <w:tcMar>
-              <w:top w:w="70" w:type="dxa"/>
-              <w:left w:w="110" w:type="dxa"/>
-              <w:bottom w:w="70" w:type="dxa"/>
-              <w:right w:w="110" w:type="dxa"/>
-            </w:tcMar>
-          </w:tcPr>
-          <w:p>
-            <w:pPr>
-              <w:spacing w:before="40" w:after="40"/>
-            </w:pPr>
-            <w:r>
-              <w:rPr>
-                <w:sz w:val="20"/>
-                <w:szCs w:val="20"/>
-              </w:rPr>
-              <w:t>4. Aislamiento de red</w:t>
-            </w:r>
-          </w:p>
-        </w:tc>
-        <w:tc>
-          <w:tcPr>
-            <w:tcW w:w="4220" w:type="dxa"/>
-            <w:shd w:val="clear" w:color="auto" w:fill="F4F7FC"/>
-            <w:tcMar>
-              <w:top w:w="70" w:type="dxa"/>
-              <w:left w:w="110" w:type="dxa"/>
-              <w:bottom w:w="70" w:type="dxa"/>
-              <w:right w:w="110" w:type="dxa"/>
-            </w:tcMar>
-          </w:tcPr>
-          <w:p>
-            <w:pPr>
-              <w:spacing w:before="40" w:after="40"/>
-            </w:pPr>
-          </w:p>
-        </w:tc>
-        <w:tc>
-          <w:tcPr>
-            <w:tcW w:w="1200" w:type="dxa"/>
-            <w:shd w:val="clear" w:color="auto" w:fill="F4F7FC"/>
-            <w:tcMar>
-              <w:top w:w="70" w:type="dxa"/>
-              <w:left w:w="110" w:type="dxa"/>
-              <w:bottom w:w="70" w:type="dxa"/>
-              <w:right w:w="110" w:type="dxa"/>
-            </w:tcMar>
-          </w:tcPr>
-          <w:p>
-            <w:pPr>
-              <w:spacing w:before="40" w:after="40"/>
-            </w:pPr>
-          </w:p>
-        </w:tc>
-      </w:tr>
-      <w:tr>
-        <w:tc>
-          <w:tcPr>
-            <w:tcW w:w="3600" w:type="dxa"/>
-            <w:shd w:val="clear" w:color="auto" w:fill="FFFFFF"/>
-            <w:tcMar>
-              <w:top w:w="70" w:type="dxa"/>
-              <w:left w:w="110" w:type="dxa"/>
-              <w:bottom w:w="70" w:type="dxa"/>
-              <w:right w:w="110" w:type="dxa"/>
-            </w:tcMar>
-          </w:tcPr>
-          <w:p>
-            <w:pPr>
-              <w:spacing w:before="40" w:after="40"/>
-            </w:pPr>
-            <w:r>
-              <w:rPr>
-                <w:sz w:val="20"/>
-                <w:szCs w:val="20"/>
-              </w:rPr>
-              <w:t xml:space="preserve">5. </w:t>
-            </w:r>
-            <w:proofErr w:type="spellStart"/>
-            <w:r>
-              <w:rPr>
-                <w:sz w:val="20"/>
-                <w:szCs w:val="20"/>
-              </w:rPr>
-              <w:t>Stack</w:t>
-            </w:r>
-            <w:proofErr w:type="spellEnd"/>
-            <w:r>
-              <w:rPr>
-                <w:sz w:val="20"/>
-                <w:szCs w:val="20"/>
-              </w:rPr>
-              <w:t xml:space="preserve"> con </w:t>
+              <w:t xml:space="preserve">5. Stack con </w:t>
             </w:r>
             <w:r>
               <w:rPr>
@@ -7591,360 +6376,194 @@
                 <w:sz w:val="20"/>
                 <w:szCs w:val="20"/>
               </w:rPr>
-              <w:t xml:space="preserve">El </w:t>
-            </w:r>
-            <w:proofErr w:type="gramStart"/>
+              <w:t xml:space="preserve">El archivo .env NO está en el </w:t>
+            </w:r>
             <w:r>
               <w:rPr>
                 <w:sz w:val="20"/>
                 <w:szCs w:val="20"/>
               </w:rPr>
-              <w:t>archivo .</w:t>
-            </w:r>
-            <w:proofErr w:type="spellStart"/>
+              <w:t>repositorio y .env.example sí lo está</w:t>
+            </w:r>
+          </w:p>
+        </w:tc>
+        <w:tc>
+          <w:tcPr>
+            <w:tcW w:w="1000" w:type="dxa"/>
+            <w:shd w:val="clear" w:color="auto" w:fill="FFFFFF"/>
+            <w:tcMar>
+              <w:top w:w="70" w:type="dxa"/>
+              <w:left w:w="110" w:type="dxa"/>
+              <w:bottom w:w="70" w:type="dxa"/>
+              <w:right w:w="110" w:type="dxa"/>
+            </w:tcMar>
+          </w:tcPr>
+          <w:p>
+            <w:pPr>
+              <w:spacing w:before="40" w:after="40"/>
+            </w:pPr>
+          </w:p>
+        </w:tc>
+      </w:tr>
+      <w:tr>
+        <w:tc>
+          <w:tcPr>
+            <w:tcW w:w="8020" w:type="dxa"/>
+            <w:shd w:val="clear" w:color="auto" w:fill="F4F7FC"/>
+            <w:tcMar>
+              <w:top w:w="70" w:type="dxa"/>
+              <w:left w:w="110" w:type="dxa"/>
+              <w:bottom w:w="70" w:type="dxa"/>
+              <w:right w:w="110" w:type="dxa"/>
+            </w:tcMar>
+          </w:tcPr>
+          <w:p>
+            <w:pPr>
+              <w:spacing w:before="40" w:after="40"/>
+            </w:pPr>
             <w:r>
               <w:rPr>
                 <w:sz w:val="20"/>
                 <w:szCs w:val="20"/>
               </w:rPr>
-              <w:t>env</w:t>
-            </w:r>
-            <w:proofErr w:type="spellEnd"/>
-            <w:proofErr w:type="gramEnd"/>
+              <w:t>No aparece la etiqueta :latest en ningún Dockerfile ni en el docker-compose.yml</w:t>
+            </w:r>
+          </w:p>
+        </w:tc>
+        <w:tc>
+          <w:tcPr>
+            <w:tcW w:w="1000" w:type="dxa"/>
+            <w:shd w:val="clear" w:color="auto" w:fill="F4F7FC"/>
+            <w:tcMar>
+              <w:top w:w="70" w:type="dxa"/>
+              <w:left w:w="110" w:type="dxa"/>
+              <w:bottom w:w="70" w:type="dxa"/>
+              <w:right w:w="110" w:type="dxa"/>
+            </w:tcMar>
+          </w:tcPr>
+          <w:p>
+            <w:pPr>
+              <w:spacing w:before="40" w:after="40"/>
+            </w:pPr>
+          </w:p>
+        </w:tc>
+      </w:tr>
+      <w:tr>
+        <w:tc>
+          <w:tcPr>
+            <w:tcW w:w="8020" w:type="dxa"/>
+            <w:shd w:val="clear" w:color="auto" w:fill="FFFFFF"/>
+            <w:tcMar>
+              <w:top w:w="70" w:type="dxa"/>
+              <w:left w:w="110" w:type="dxa"/>
+              <w:bottom w:w="70" w:type="dxa"/>
+              <w:right w:w="110" w:type="dxa"/>
+            </w:tcMar>
+          </w:tcPr>
+          <w:p>
+            <w:pPr>
+              <w:spacing w:before="40" w:after="40"/>
+            </w:pPr>
             <w:r>
               <w:rPr>
                 <w:sz w:val="20"/>
                 <w:szCs w:val="20"/>
               </w:rPr>
-              <w:t xml:space="preserve"> NO está en el </w:t>
-            </w:r>
+              <w:t>node_modules no está subido al repositorio (.gitignore y .dockerignore presentes)</w:t>
+            </w:r>
+          </w:p>
+        </w:tc>
+        <w:tc>
+          <w:tcPr>
+            <w:tcW w:w="1000" w:type="dxa"/>
+            <w:shd w:val="clear" w:color="auto" w:fill="FFFFFF"/>
+            <w:tcMar>
+              <w:top w:w="70" w:type="dxa"/>
+              <w:left w:w="110" w:type="dxa"/>
+              <w:bottom w:w="70" w:type="dxa"/>
+              <w:right w:w="110" w:type="dxa"/>
+            </w:tcMar>
+          </w:tcPr>
+          <w:p>
+            <w:pPr>
+              <w:spacing w:before="40" w:after="40"/>
+            </w:pPr>
+          </w:p>
+        </w:tc>
+      </w:tr>
+      <w:tr>
+        <w:tc>
+          <w:tcPr>
+            <w:tcW w:w="8020" w:type="dxa"/>
+            <w:shd w:val="clear" w:color="auto" w:fill="F4F7FC"/>
+            <w:tcMar>
+              <w:top w:w="70" w:type="dxa"/>
+              <w:left w:w="110" w:type="dxa"/>
+              <w:bottom w:w="70" w:type="dxa"/>
+              <w:right w:w="110" w:type="dxa"/>
+            </w:tcMar>
+          </w:tcPr>
+          <w:p>
+            <w:pPr>
+              <w:spacing w:before="40" w:after="40"/>
+            </w:pPr>
             <w:r>
               <w:rPr>
                 <w:sz w:val="20"/>
                 <w:szCs w:val="20"/>
               </w:rPr>
-              <w:t>repositorio y .</w:t>
-            </w:r>
-            <w:proofErr w:type="spellStart"/>
+              <w:t xml:space="preserve">El stack levanta con un solo comando en una </w:t>
+            </w:r>
             <w:r>
               <w:rPr>
                 <w:sz w:val="20"/>
                 <w:szCs w:val="20"/>
               </w:rPr>
-              <w:t>env.example</w:t>
-            </w:r>
-            <w:proofErr w:type="spellEnd"/>
+              <w:t>carpeta recién clonada</w:t>
+            </w:r>
+          </w:p>
+        </w:tc>
+        <w:tc>
+          <w:tcPr>
+            <w:tcW w:w="1000" w:type="dxa"/>
+            <w:shd w:val="clear" w:color="auto" w:fill="F4F7FC"/>
+            <w:tcMar>
+              <w:top w:w="70" w:type="dxa"/>
+              <w:left w:w="110" w:type="dxa"/>
+              <w:bottom w:w="70" w:type="dxa"/>
+              <w:right w:w="110" w:type="dxa"/>
+            </w:tcMar>
+          </w:tcPr>
+          <w:p>
+            <w:pPr>
+              <w:spacing w:before="40" w:after="40"/>
+            </w:pPr>
+          </w:p>
+        </w:tc>
+      </w:tr>
+      <w:tr>
+        <w:tc>
+          <w:tcPr>
+            <w:tcW w:w="8020" w:type="dxa"/>
+            <w:shd w:val="clear" w:color="auto" w:fill="FFFFFF"/>
+            <w:tcMar>
+              <w:top w:w="70" w:type="dxa"/>
+              <w:left w:w="110" w:type="dxa"/>
+              <w:bottom w:w="70" w:type="dxa"/>
+              <w:right w:w="110" w:type="dxa"/>
+            </w:tcMar>
+          </w:tcPr>
+          <w:p>
+            <w:pPr>
+              <w:spacing w:before="40" w:after="40"/>
+            </w:pPr>
             <w:r>
               <w:rPr>
                 <w:sz w:val="20"/>
                 <w:szCs w:val="20"/>
               </w:rPr>
-              <w:t xml:space="preserve"> sí lo está</w:t>
-            </w:r>
-          </w:p>
-        </w:tc>
-        <w:tc>
-          <w:tcPr>
-            <w:tcW w:w="1000" w:type="dxa"/>
-            <w:shd w:val="clear" w:color="auto" w:fill="FFFFFF"/>
-            <w:tcMar>
-              <w:top w:w="70" w:type="dxa"/>
-              <w:left w:w="110" w:type="dxa"/>
-              <w:bottom w:w="70" w:type="dxa"/>
-              <w:right w:w="110" w:type="dxa"/>
-            </w:tcMar>
-          </w:tcPr>
-          <w:p>
-            <w:pPr>
-              <w:spacing w:before="40" w:after="40"/>
-            </w:pPr>
-          </w:p>
-        </w:tc>
-      </w:tr>
-      <w:tr>
-        <w:tc>
-          <w:tcPr>
-            <w:tcW w:w="8020" w:type="dxa"/>
-            <w:shd w:val="clear" w:color="auto" w:fill="F4F7FC"/>
-            <w:tcMar>
-              <w:top w:w="70" w:type="dxa"/>
-              <w:left w:w="110" w:type="dxa"/>
-              <w:bottom w:w="70" w:type="dxa"/>
-              <w:right w:w="110" w:type="dxa"/>
-            </w:tcMar>
-          </w:tcPr>
-          <w:p>
-            <w:pPr>
-              <w:spacing w:before="40" w:after="40"/>
-            </w:pPr>
-            <w:r>
-              <w:rPr>
-                <w:sz w:val="20"/>
-                <w:szCs w:val="20"/>
-              </w:rPr>
-              <w:t xml:space="preserve">No aparece la </w:t>
-            </w:r>
-            <w:proofErr w:type="gramStart"/>
-            <w:r>
-              <w:rPr>
-                <w:sz w:val="20"/>
-                <w:szCs w:val="20"/>
-              </w:rPr>
-              <w:t>etiqueta :</w:t>
-            </w:r>
-            <w:proofErr w:type="spellStart"/>
-            <w:r>
-              <w:rPr>
-                <w:sz w:val="20"/>
-                <w:szCs w:val="20"/>
-              </w:rPr>
-              <w:t>latest</w:t>
-            </w:r>
-            <w:proofErr w:type="spellEnd"/>
-            <w:proofErr w:type="gramEnd"/>
-            <w:r>
-              <w:rPr>
-                <w:sz w:val="20"/>
-                <w:szCs w:val="20"/>
-              </w:rPr>
-              <w:t xml:space="preserve"> en ningún </w:t>
-            </w:r>
-            <w:proofErr w:type="spellStart"/>
-            <w:r>
-              <w:rPr>
-                <w:sz w:val="20"/>
-                <w:szCs w:val="20"/>
-              </w:rPr>
-              <w:t>Dockerfile</w:t>
-            </w:r>
-            <w:proofErr w:type="spellEnd"/>
-            <w:r>
-              <w:rPr>
-                <w:sz w:val="20"/>
-                <w:szCs w:val="20"/>
-              </w:rPr>
-              <w:t xml:space="preserve"> ni en el </w:t>
-            </w:r>
-            <w:proofErr w:type="spellStart"/>
-            <w:r>
-              <w:rPr>
-                <w:sz w:val="20"/>
-                <w:szCs w:val="20"/>
-              </w:rPr>
-              <w:t>docker-compose.yml</w:t>
-            </w:r>
-            <w:proofErr w:type="spellEnd"/>
-          </w:p>
-        </w:tc>
-        <w:tc>
-          <w:tcPr>
-            <w:tcW w:w="1000" w:type="dxa"/>
-            <w:shd w:val="clear" w:color="auto" w:fill="F4F7FC"/>
-            <w:tcMar>
-              <w:top w:w="70" w:type="dxa"/>
-              <w:left w:w="110" w:type="dxa"/>
-              <w:bottom w:w="70" w:type="dxa"/>
-              <w:right w:w="110" w:type="dxa"/>
-            </w:tcMar>
-          </w:tcPr>
-          <w:p>
-            <w:pPr>
-              <w:spacing w:before="40" w:after="40"/>
-            </w:pPr>
-          </w:p>
-        </w:tc>
-      </w:tr>
-      <w:tr>
-        <w:tc>
-          <w:tcPr>
-            <w:tcW w:w="8020" w:type="dxa"/>
-            <w:shd w:val="clear" w:color="auto" w:fill="FFFFFF"/>
-            <w:tcMar>
-              <w:top w:w="70" w:type="dxa"/>
-              <w:left w:w="110" w:type="dxa"/>
-              <w:bottom w:w="70" w:type="dxa"/>
-              <w:right w:w="110" w:type="dxa"/>
-            </w:tcMar>
-          </w:tcPr>
-          <w:p>
-            <w:pPr>
-              <w:spacing w:before="40" w:after="40"/>
-            </w:pPr>
-            <w:proofErr w:type="spellStart"/>
-            <w:r>
-              <w:rPr>
-                <w:sz w:val="20"/>
-                <w:szCs w:val="20"/>
-              </w:rPr>
-              <w:t>node_modules</w:t>
-            </w:r>
-            <w:proofErr w:type="spellEnd"/>
-            <w:r>
-              <w:rPr>
-                <w:sz w:val="20"/>
-                <w:szCs w:val="20"/>
-              </w:rPr>
-              <w:t xml:space="preserve"> no está subido al repositorio </w:t>
-            </w:r>
-            <w:proofErr w:type="gramStart"/>
-            <w:r>
-              <w:rPr>
-                <w:sz w:val="20"/>
-                <w:szCs w:val="20"/>
-              </w:rPr>
-              <w:t>(.</w:t>
-            </w:r>
-            <w:proofErr w:type="spellStart"/>
-            <w:r>
-              <w:rPr>
-                <w:sz w:val="20"/>
-                <w:szCs w:val="20"/>
-              </w:rPr>
-              <w:t>gitignore</w:t>
-            </w:r>
-            <w:proofErr w:type="spellEnd"/>
-            <w:proofErr w:type="gramEnd"/>
-            <w:r>
-              <w:rPr>
-                <w:sz w:val="20"/>
-                <w:szCs w:val="20"/>
-              </w:rPr>
-              <w:t xml:space="preserve"> y .</w:t>
-            </w:r>
-            <w:proofErr w:type="spellStart"/>
-            <w:r>
-              <w:rPr>
-                <w:sz w:val="20"/>
-                <w:szCs w:val="20"/>
-              </w:rPr>
-              <w:t>dockerignore</w:t>
-            </w:r>
-            <w:proofErr w:type="spellEnd"/>
-            <w:r>
-              <w:rPr>
-                <w:sz w:val="20"/>
-                <w:szCs w:val="20"/>
-              </w:rPr>
-              <w:t xml:space="preserve"> presentes)</w:t>
-            </w:r>
-          </w:p>
-        </w:tc>
-        <w:tc>
-          <w:tcPr>
-            <w:tcW w:w="1000" w:type="dxa"/>
-            <w:shd w:val="clear" w:color="auto" w:fill="FFFFFF"/>
-            <w:tcMar>
-              <w:top w:w="70" w:type="dxa"/>
-              <w:left w:w="110" w:type="dxa"/>
-              <w:bottom w:w="70" w:type="dxa"/>
-              <w:right w:w="110" w:type="dxa"/>
-            </w:tcMar>
-          </w:tcPr>
-          <w:p>
-            <w:pPr>
-              <w:spacing w:before="40" w:after="40"/>
-            </w:pPr>
-          </w:p>
-        </w:tc>
-      </w:tr>
-      <w:tr>
-        <w:tc>
-          <w:tcPr>
-            <w:tcW w:w="8020" w:type="dxa"/>
-            <w:shd w:val="clear" w:color="auto" w:fill="F4F7FC"/>
-            <w:tcMar>
-              <w:top w:w="70" w:type="dxa"/>
-              <w:left w:w="110" w:type="dxa"/>
-              <w:bottom w:w="70" w:type="dxa"/>
-              <w:right w:w="110" w:type="dxa"/>
-            </w:tcMar>
-          </w:tcPr>
-          <w:p>
-            <w:pPr>
-              <w:spacing w:before="40" w:after="40"/>
-            </w:pPr>
-            <w:r>
-              <w:rPr>
-                <w:sz w:val="20"/>
-                <w:szCs w:val="20"/>
-              </w:rPr>
-              <w:t xml:space="preserve">El </w:t>
-            </w:r>
-            <w:proofErr w:type="spellStart"/>
-            <w:r>
-              <w:rPr>
-                <w:sz w:val="20"/>
-                <w:szCs w:val="20"/>
-              </w:rPr>
-              <w:t>stack</w:t>
-            </w:r>
-            <w:proofErr w:type="spellEnd"/>
-            <w:r>
-              <w:rPr>
-                <w:sz w:val="20"/>
-                <w:szCs w:val="20"/>
-              </w:rPr>
-              <w:t xml:space="preserve"> levanta con un solo comando en una </w:t>
-            </w:r>
-            <w:r>
-              <w:rPr>
-                <w:sz w:val="20"/>
-                <w:szCs w:val="20"/>
-              </w:rPr>
-              <w:t>carpeta recién clonada</w:t>
-            </w:r>
-          </w:p>
-        </w:tc>
-        <w:tc>
-          <w:tcPr>
-            <w:tcW w:w="1000" w:type="dxa"/>
-            <w:shd w:val="clear" w:color="auto" w:fill="F4F7FC"/>
-            <w:tcMar>
-              <w:top w:w="70" w:type="dxa"/>
-              <w:left w:w="110" w:type="dxa"/>
-              <w:bottom w:w="70" w:type="dxa"/>
-              <w:right w:w="110" w:type="dxa"/>
-            </w:tcMar>
-          </w:tcPr>
-          <w:p>
-            <w:pPr>
-              <w:spacing w:before="40" w:after="40"/>
-            </w:pPr>
-          </w:p>
-        </w:tc>
-      </w:tr>
-      <w:tr>
-        <w:tc>
-          <w:tcPr>
-            <w:tcW w:w="8020" w:type="dxa"/>
-            <w:shd w:val="clear" w:color="auto" w:fill="FFFFFF"/>
-            <w:tcMar>
-              <w:top w:w="70" w:type="dxa"/>
-              <w:left w:w="110" w:type="dxa"/>
-              <w:bottom w:w="70" w:type="dxa"/>
-              <w:right w:w="110" w:type="dxa"/>
-            </w:tcMar>
-          </w:tcPr>
-          <w:p>
-            <w:pPr>
-              <w:spacing w:before="40" w:after="40"/>
-            </w:pPr>
-            <w:r>
-              <w:rPr>
-                <w:sz w:val="20"/>
-                <w:szCs w:val="20"/>
-              </w:rPr>
-              <w:t xml:space="preserve">El README.md explica cómo levantar y cómo detener el </w:t>
-            </w:r>
-            <w:proofErr w:type="spellStart"/>
-            <w:r>
-              <w:rPr>
-                <w:sz w:val="20"/>
-                <w:szCs w:val="20"/>
-              </w:rPr>
-              <w:t>stack</w:t>
-            </w:r>
-            <w:proofErr w:type="spellEnd"/>
+              <w:t>El README.md explica cómo levantar y cómo detener el stack</w:t>
+            </w:r>
           </w:p>
         </w:tc>
         <w:tc>
